--- a/Database structure for a Cafe Management System.docx
+++ b/Database structure for a Cafe Management System.docx
@@ -722,10 +722,17 @@
       </w:r>
     </w:p>
     <w:p>
+      <w:pPr>
+        <w:rPr>
+          <w:color w:val="FFFFFF" w:themeColor="background1"/>
+        </w:rPr>
+      </w:pPr>
       <w:r>
         <w:rPr>
           <w:b/>
           <w:bCs/>
+          <w:color w:val="FFFFFF" w:themeColor="background1"/>
+          <w:highlight w:val="darkGreen"/>
         </w:rPr>
         <w:t>categories</w:t>
       </w:r>
@@ -5729,6 +5736,7 @@
   <w:style w:type="character" w:default="1" w:styleId="DefaultParagraphFont">
     <w:name w:val="Default Paragraph Font"/>
     <w:uiPriority w:val="1"/>
+    <w:semiHidden/>
     <w:unhideWhenUsed/>
   </w:style>
   <w:style w:type="table" w:default="1" w:styleId="TableNormal">

--- a/Database structure for a Cafe Management System.docx
+++ b/Database structure for a Cafe Management System.docx
@@ -1107,13 +1107,37 @@
       </w:tr>
     </w:tbl>
     <w:p>
+      <w:pPr>
+        <w:rPr>
+          <w:color w:val="FFFFFF" w:themeColor="background1"/>
+        </w:rPr>
+      </w:pPr>
       <w:proofErr w:type="spellStart"/>
       <w:r>
         <w:rPr>
           <w:b/>
           <w:bCs/>
+          <w:color w:val="FFFFFF" w:themeColor="background1"/>
+          <w:highlight w:val="darkGreen"/>
         </w:rPr>
-        <w:t>menu_items</w:t>
+        <w:t>menu</w:t>
+      </w:r>
+      <w:r>
+        <w:rPr>
+          <w:b/>
+          <w:bCs/>
+          <w:color w:val="FFFFFF" w:themeColor="background1"/>
+        </w:rPr>
+        <w:t>_</w:t>
+      </w:r>
+      <w:r>
+        <w:rPr>
+          <w:b/>
+          <w:bCs/>
+          <w:color w:val="FFFFFF" w:themeColor="background1"/>
+          <w:highlight w:val="darkGreen"/>
+        </w:rPr>
+        <w:t>items</w:t>
       </w:r>
       <w:proofErr w:type="spellEnd"/>
     </w:p>
@@ -1885,13 +1909,8 @@
           </w:tcPr>
           <w:p>
             <w:r>
-              <w:t>string/</w:t>
-            </w:r>
-            <w:proofErr w:type="spellStart"/>
-            <w:r>
-              <w:t>enum</w:t>
-            </w:r>
-            <w:proofErr w:type="spellEnd"/>
+              <w:t>string</w:t>
+            </w:r>
           </w:p>
         </w:tc>
         <w:tc>

--- a/Database structure for a Cafe Management System.docx
+++ b/Database structure for a Cafe Management System.docx
@@ -1649,7 +1649,22 @@
           <w:b/>
           <w:bCs/>
         </w:rPr>
-        <w:t>3. Cafe tables (for dine-in)</w:t>
+        <w:t xml:space="preserve">3. </w:t>
+      </w:r>
+      <w:r>
+        <w:rPr>
+          <w:b/>
+          <w:bCs/>
+          <w:color w:val="4EA72E" w:themeColor="accent6"/>
+        </w:rPr>
+        <w:t>Cafe tables (for dine</w:t>
+      </w:r>
+      <w:r>
+        <w:rPr>
+          <w:b/>
+          <w:bCs/>
+        </w:rPr>
+        <w:t>-in)</w:t>
       </w:r>
     </w:p>
     <w:p>
@@ -2050,13 +2065,45 @@
           <w:bCs/>
         </w:rPr>
       </w:pPr>
-      <w:r>
+    </w:p>
+    <w:p>
+      <w:pPr>
         <w:rPr>
           <w:b/>
           <w:bCs/>
         </w:rPr>
+      </w:pPr>
+      <w:r>
+        <w:rPr>
+          <w:b/>
+          <w:bCs/>
+        </w:rPr>
+        <w:br w:type="page"/>
+      </w:r>
+    </w:p>
+    <w:p>
+      <w:pPr>
+        <w:rPr>
+          <w:b/>
+          <w:bCs/>
+        </w:rPr>
+      </w:pPr>
+      <w:r>
+        <w:rPr>
+          <w:b/>
+          <w:bCs/>
+        </w:rPr>
+        <w:lastRenderedPageBreak/>
         <w:t>4. Orders &amp; Order Items (core)</w:t>
       </w:r>
+    </w:p>
+    <w:p>
+      <w:pPr>
+        <w:rPr>
+          <w:b/>
+          <w:bCs/>
+        </w:rPr>
+      </w:pPr>
     </w:p>
     <w:p>
       <w:r>
@@ -2389,7 +2436,7 @@
           <w:p>
             <w:proofErr w:type="spellStart"/>
             <w:r>
-              <w:t>customer_phone</w:t>
+              <w:t>order_type</w:t>
             </w:r>
             <w:proofErr w:type="spellEnd"/>
           </w:p>
@@ -2402,33 +2449,11 @@
           </w:tcPr>
           <w:p>
             <w:r>
-              <w:t>string nullable</w:t>
-            </w:r>
-          </w:p>
-        </w:tc>
-        <w:tc>
-          <w:tcPr>
-            <w:tcW w:w="0" w:type="auto"/>
-            <w:vAlign w:val="center"/>
-            <w:hideMark/>
-          </w:tcPr>
-          <w:p/>
-        </w:tc>
-      </w:tr>
-      <w:tr>
-        <w:trPr>
-          <w:tblCellSpacing w:w="15" w:type="dxa"/>
-        </w:trPr>
-        <w:tc>
-          <w:tcPr>
-            <w:tcW w:w="0" w:type="auto"/>
-            <w:vAlign w:val="center"/>
-            <w:hideMark/>
-          </w:tcPr>
-          <w:p>
+              <w:t>string/</w:t>
+            </w:r>
             <w:proofErr w:type="spellStart"/>
             <w:r>
-              <w:t>order_type</w:t>
+              <w:t>enum</w:t>
             </w:r>
             <w:proofErr w:type="spellEnd"/>
           </w:p>
@@ -2440,6 +2465,40 @@
             <w:hideMark/>
           </w:tcPr>
           <w:p>
+            <w:proofErr w:type="spellStart"/>
+            <w:r>
+              <w:t>dine_in</w:t>
+            </w:r>
+            <w:proofErr w:type="spellEnd"/>
+            <w:r>
+              <w:t>, takeaway</w:t>
+            </w:r>
+          </w:p>
+        </w:tc>
+      </w:tr>
+      <w:tr>
+        <w:trPr>
+          <w:tblCellSpacing w:w="15" w:type="dxa"/>
+        </w:trPr>
+        <w:tc>
+          <w:tcPr>
+            <w:tcW w:w="0" w:type="auto"/>
+            <w:vAlign w:val="center"/>
+            <w:hideMark/>
+          </w:tcPr>
+          <w:p>
+            <w:r>
+              <w:t>status</w:t>
+            </w:r>
+          </w:p>
+        </w:tc>
+        <w:tc>
+          <w:tcPr>
+            <w:tcW w:w="0" w:type="auto"/>
+            <w:vAlign w:val="center"/>
+            <w:hideMark/>
+          </w:tcPr>
+          <w:p>
             <w:r>
               <w:t>string/</w:t>
             </w:r>
@@ -2457,57 +2516,6 @@
             <w:hideMark/>
           </w:tcPr>
           <w:p>
-            <w:proofErr w:type="spellStart"/>
-            <w:r>
-              <w:t>dine_in</w:t>
-            </w:r>
-            <w:proofErr w:type="spellEnd"/>
-            <w:r>
-              <w:t>, takeaway</w:t>
-            </w:r>
-          </w:p>
-        </w:tc>
-      </w:tr>
-      <w:tr>
-        <w:trPr>
-          <w:tblCellSpacing w:w="15" w:type="dxa"/>
-        </w:trPr>
-        <w:tc>
-          <w:tcPr>
-            <w:tcW w:w="0" w:type="auto"/>
-            <w:vAlign w:val="center"/>
-            <w:hideMark/>
-          </w:tcPr>
-          <w:p>
-            <w:r>
-              <w:t>status</w:t>
-            </w:r>
-          </w:p>
-        </w:tc>
-        <w:tc>
-          <w:tcPr>
-            <w:tcW w:w="0" w:type="auto"/>
-            <w:vAlign w:val="center"/>
-            <w:hideMark/>
-          </w:tcPr>
-          <w:p>
-            <w:r>
-              <w:t>string/</w:t>
-            </w:r>
-            <w:proofErr w:type="spellStart"/>
-            <w:r>
-              <w:t>enum</w:t>
-            </w:r>
-            <w:proofErr w:type="spellEnd"/>
-          </w:p>
-        </w:tc>
-        <w:tc>
-          <w:tcPr>
-            <w:tcW w:w="0" w:type="auto"/>
-            <w:vAlign w:val="center"/>
-            <w:hideMark/>
-          </w:tcPr>
-          <w:p>
             <w:r>
               <w:t>pending, confirmed, preparing, served, billed, paid, cancelled</w:t>
             </w:r>
@@ -2526,7 +2534,6 @@
           </w:tcPr>
           <w:p>
             <w:r>
-              <w:lastRenderedPageBreak/>
               <w:t>subtotal</w:t>
             </w:r>
           </w:p>
@@ -2916,6 +2923,7 @@
                 <w:b/>
                 <w:bCs/>
               </w:rPr>
+              <w:lastRenderedPageBreak/>
               <w:t>Column</w:t>
             </w:r>
           </w:p>
@@ -3460,7 +3468,6 @@
                 <w:b/>
                 <w:bCs/>
               </w:rPr>
-              <w:lastRenderedPageBreak/>
               <w:t>Column</w:t>
             </w:r>
           </w:p>
@@ -3885,6 +3892,7 @@
         </w:numPr>
       </w:pPr>
       <w:r>
+        <w:lastRenderedPageBreak/>
         <w:t xml:space="preserve">Category → </w:t>
       </w:r>
       <w:proofErr w:type="spellStart"/>
@@ -4191,7 +4199,6 @@
         </w:numPr>
       </w:pPr>
       <w:r>
-        <w:lastRenderedPageBreak/>
         <w:t>Use migrations + model relationships + factories/</w:t>
       </w:r>
       <w:proofErr w:type="spellStart"/>
